--- a/ky/discovery-articles/4.5 Рентген нурлары жана медициналык сүрөттөө.docx
+++ b/ky/discovery-articles/4.5 Рентген нурлары жана медициналык сүрөттөө.docx
@@ -4,602 +4,399 @@
   <w:body>
     <w:p>
       <w:pPr>
-        <w:keepNext/>
-        <w:spacing w:before="280" w:after="120"/>
+        <w:pStyle w:val="Title"/>
+        <w:widowControl/>
       </w:pPr>
       <w:r>
-        <w:rPr>
-          <w:rFonts w:ascii="Calibri" w:hAnsi="Calibri" w:eastAsia="Calibri"/>
-          <w:b/>
-          <w:i w:val="0"/>
-          <w:color w:val="004E8C"/>
-          <w:sz w:val="44"/>
-        </w:rPr>
         <w:t>4.5 Рентген нурлары жана медициналык сүрөттөө</w:t>
       </w:r>
     </w:p>
     <w:p>
       <w:pPr>
-        <w:spacing w:after="80"/>
+        <w:keepNext/>
+        <w:widowControl/>
       </w:pPr>
       <w:r>
         <w:rPr>
-          <w:rFonts w:ascii="Calibri" w:hAnsi="Calibri" w:eastAsia="Calibri"/>
-          <w:b w:val="0"/>
-          <w:i/>
-          <w:color w:val="505050"/>
-          <w:sz w:val="22"/>
+          <w:sz w:val="20"/>
         </w:rPr>
         <w:t>4. Медицина, биология жана коомдук саламаттык</w:t>
       </w:r>
     </w:p>
     <w:p>
       <w:pPr>
-        <w:spacing w:after="200"/>
+        <w:keepNext/>
+        <w:widowControl/>
       </w:pPr>
       <w:r>
         <w:rPr>
-          <w:rFonts w:ascii="Calibri" w:hAnsi="Calibri" w:eastAsia="Calibri"/>
-          <w:b w:val="0"/>
-          <w:i/>
-          <w:sz w:val="22"/>
+          <w:sz w:val="20"/>
         </w:rPr>
-        <w:t>Мезгил: 1895-жыл (Рентгендин X-нурларын ачышы); компьютердик томография — 1971; магниттик-резонанстык томография — 1977; ультраүндүк изилдөө — 1950-жылдар | Негизги өкүлдөр: Вильгельм Конрад Рентген (X-нурлары, 1895); Годфри Хаунсфилд жана Аллан Кормак (компьютердик томография, 1971)</w:t>
+        <w:t>Мезгил: 1895-жыл (Рентгендин ачылышы); компьютердик томография — 1971-жыл; магниттик-резонанстык томография — 1977-жыл; ультраүн — 1950-жылдар | Негизги салым кошкондор: Вильгельм Конрад Рентген (рентген нурлары, 1895-жыл); Годфри Хаунсфилд жана Аллан Кормак (компьютердик томография, 1971-жыл)</w:t>
       </w:r>
     </w:p>
     <w:p>
       <w:pPr>
-        <w:spacing w:after="160" w:line="276" w:lineRule="auto"/>
+        <w:widowControl/>
       </w:pPr>
       <w:r>
-        <w:rPr>
-          <w:rFonts w:ascii="Calibri" w:hAnsi="Calibri" w:eastAsia="Calibri"/>
-          <w:b w:val="0"/>
-          <w:i w:val="0"/>
-          <w:sz w:val="22"/>
-        </w:rPr>
-        <w:t>Рентген нурлары — эттен өтүп, фотоматериалды карарта алган көзгө көрүнбөгөн нурлануу; анын жардамы менен сөөктү жана айрым ооруларды көрүүгө болот. Бул ачылыш медициналык сүрөттөөгө негиз салып, кийин ага ультраүн, компьютердик томография жана магниттик-резонанстык томография кошулду.</w:t>
+        <w:t>Рентген нурлары жумшак ткандан өтүп, пленканы карарта алган көзгө көрүнбөс нурлануу. Алар сөөктү жана айрым ооруларды көрсөтүп, медициналык сүрөттөөгө негиз болгон. Кийин ага ультраүн, компьютердик жана магниттик-резонанстык томография кошулган.</w:t>
       </w:r>
     </w:p>
     <w:p>
       <w:pPr>
-        <w:keepNext/>
-        <w:spacing w:before="240" w:after="120"/>
+        <w:pStyle w:val="Heading1"/>
+        <w:widowControl/>
       </w:pPr>
       <w:r>
-        <w:rPr>
-          <w:rFonts w:ascii="Calibri" w:hAnsi="Calibri" w:eastAsia="Calibri"/>
-          <w:b/>
-          <w:i w:val="0"/>
-          <w:color w:val="004E8C"/>
-          <w:sz w:val="28"/>
-        </w:rPr>
-        <w:t>Негизги фактылар</w:t>
+        <w:t>Негизги маалыматтар</w:t>
       </w:r>
     </w:p>
     <w:p>
       <w:pPr>
         <w:pStyle w:val="ListBullet"/>
+        <w:widowControl/>
       </w:pPr>
       <w:r>
-        <w:rPr>
-          <w:rFonts w:ascii="Calibri" w:hAnsi="Calibri" w:eastAsia="Calibri"/>
-          <w:b w:val="0"/>
-          <w:i w:val="0"/>
-          <w:sz w:val="22"/>
-        </w:rPr>
-        <w:t>Вильгельм Конрад Рентген X-нурларын 1895-жылы ачкан</w:t>
+        <w:t>Вильгельм Конрад Рентген 1895-жылы рентген нурларын ачкан.</w:t>
       </w:r>
     </w:p>
     <w:p>
       <w:pPr>
         <w:pStyle w:val="ListBullet"/>
+        <w:widowControl/>
       </w:pPr>
       <w:r>
-        <w:rPr>
-          <w:rFonts w:ascii="Calibri" w:hAnsi="Calibri" w:eastAsia="Calibri"/>
-          <w:b w:val="0"/>
-          <w:i w:val="0"/>
-          <w:sz w:val="22"/>
-        </w:rPr>
-        <w:t>Ал жубайы Анна Бертанын колун шакектери менен кошо тарткан атактуу сүрөттү алган</w:t>
+        <w:t>Ал жубайы Анна Бертанын колунун белгилүү сүрөтүн алган.</w:t>
       </w:r>
     </w:p>
     <w:p>
       <w:pPr>
         <w:pStyle w:val="ListBullet"/>
+        <w:widowControl/>
       </w:pPr>
       <w:r>
-        <w:rPr>
-          <w:rFonts w:ascii="Calibri" w:hAnsi="Calibri" w:eastAsia="Calibri"/>
-          <w:b w:val="0"/>
-          <w:i w:val="0"/>
-          <w:sz w:val="22"/>
-        </w:rPr>
-        <w:t>Рентген нурлары — энергиясы жогору электромагниттик толкундар</w:t>
+        <w:t>Рентген нурлары — жогорку энергиялуу электромагниттик толкундар.</w:t>
       </w:r>
     </w:p>
     <w:p>
       <w:pPr>
         <w:pStyle w:val="ListBullet"/>
+        <w:widowControl/>
       </w:pPr>
       <w:r>
-        <w:rPr>
-          <w:rFonts w:ascii="Calibri" w:hAnsi="Calibri" w:eastAsia="Calibri"/>
-          <w:b w:val="0"/>
-          <w:i w:val="0"/>
-          <w:sz w:val="22"/>
-        </w:rPr>
-        <w:t>Кийин компьютердик томография, ультраүн, позитрондук-эмиссиялык томография жана магниттик-резонанстык томография дененин ичин көрүүнүн башка жолдорун сунуштаган</w:t>
+        <w:t>Кийин КТ, ультраүн, ПЭТ жана МРТ дененин ичин көрүүнүн башка жолдорун берген.</w:t>
       </w:r>
     </w:p>
     <w:p>
       <w:pPr>
         <w:pStyle w:val="ListBullet"/>
+        <w:widowControl/>
       </w:pPr>
       <w:r>
-        <w:rPr>
-          <w:rFonts w:ascii="Calibri" w:hAnsi="Calibri" w:eastAsia="Calibri"/>
-          <w:b w:val="0"/>
-          <w:i w:val="0"/>
-          <w:sz w:val="22"/>
-        </w:rPr>
-        <w:t>Медициналык сүрөттөө диагноз коюу үчүн денени операция менен ачуу зарылдыгын азайткан</w:t>
+        <w:t>Сүрөттөө ичин кароо үчүн гана операция жасоо зарылдыгын азайткан.</w:t>
       </w:r>
     </w:p>
     <w:p>
       <w:pPr>
-        <w:keepNext/>
-        <w:spacing w:before="240" w:after="120"/>
+        <w:pStyle w:val="Heading1"/>
+        <w:widowControl/>
       </w:pPr>
       <w:r>
-        <w:rPr>
-          <w:rFonts w:ascii="Calibri" w:hAnsi="Calibri" w:eastAsia="Calibri"/>
-          <w:b/>
-          <w:i w:val="0"/>
-          <w:color w:val="004E8C"/>
-          <w:sz w:val="28"/>
-        </w:rPr>
-        <w:t>Бул эмне</w:t>
+        <w:t>Бул эмне?</w:t>
       </w:r>
     </w:p>
     <w:p>
       <w:pPr>
-        <w:spacing w:after="160" w:line="276" w:lineRule="auto"/>
+        <w:widowControl/>
       </w:pPr>
       <w:r>
-        <w:rPr>
-          <w:rFonts w:ascii="Calibri" w:hAnsi="Calibri" w:eastAsia="Calibri"/>
-          <w:b w:val="0"/>
-          <w:i w:val="0"/>
-          <w:sz w:val="22"/>
-        </w:rPr>
-        <w:t>Рентген нурлары жарык жана радио толкундары кирген электромагниттик нурлануунун бир түрү, бирок алардын энергиясы алда канча жогору. Алар жумшак ткандан сөөккө же металлга караганда оңой өтөт. Ошондуктан дененин аркы тарабындагы детектор көлөкө сымал сүрөттү каттайт. Медициналык сүрөттөө — денени ачпастан анын ички түзүлүшүн чагылдыруучу ыкмалардын жалпы аталышы. Рентген алардын ичинен кеңири колдонулган биринчи ыкма болду — колдун артынан күчтүү жарык түшүрүп, анын көлөкөсүнөн түзүлүшүн байкагандай.</w:t>
+        <w:t>Рентген нурлары жарык жана радио менен бир үй-бүлөдөгү электромагниттик нурлануу, бирок энергиясы кыйла жогору. Алар сөөккө же металлга караганда жумшак ткандан оңой өтөт. Ошондуктан дененин аркы жагындагы детектор көлөкө сымал сүрөт каттайт. Медициналык сүрөттөө — денени ачпай ичин сүрөткө түшүрүүнүн кеңири тармагы. Рентген анын алгачкы кеңири колдонулган ыкмасы болгон. Муну колдун артына жарык кармап, көлөкөсүн окуганга салыштырса болот.</w:t>
       </w:r>
     </w:p>
     <w:p>
       <w:pPr>
-        <w:keepNext/>
-        <w:spacing w:before="240" w:after="120"/>
+        <w:pStyle w:val="Heading1"/>
+        <w:widowControl/>
       </w:pPr>
       <w:r>
-        <w:rPr>
-          <w:rFonts w:ascii="Calibri" w:hAnsi="Calibri" w:eastAsia="Calibri"/>
-          <w:b/>
-          <w:i w:val="0"/>
-          <w:color w:val="004E8C"/>
-          <w:sz w:val="28"/>
-        </w:rPr>
-        <w:t>Аны ким ачкан же ойлоп тапкан</w:t>
+        <w:t xml:space="preserve">Ким ойлоп тапкан</w:t>
       </w:r>
     </w:p>
     <w:p>
       <w:pPr>
-        <w:spacing w:after="160" w:line="276" w:lineRule="auto"/>
+        <w:widowControl/>
       </w:pPr>
       <w:r>
-        <w:rPr>
-          <w:rFonts w:ascii="Calibri" w:hAnsi="Calibri" w:eastAsia="Calibri"/>
-          <w:b w:val="0"/>
-          <w:i w:val="0"/>
-          <w:sz w:val="22"/>
-        </w:rPr>
-        <w:t>Вюрцбургда иштеген физик Вильгельм Конрад Рентген 1895-жылдын ноябрында катоддук түтүк жабылып турганына карабай, ал иштегенде флуоресценттик экран жаркыраганын байкаган. Ал кубулушту текшерип, белгисиз нурларды «X-нурлары» деп атаган. 22-декабрда жубайынын колун шакектери менен кошо сүрөткө тарткан. Жыйынтыгын бир нече жуманын ичинде жарыялап, ачылышка патент алуудан баш тарткан. Жаңылык дүйнөгө дээрлик дароо тараган.</w:t>
+        <w:t>Вюрцбургдагы физик Вильгельм Конрад Рентген 1895-жылдын ноябрында катод нур түтүгү иштегенде, ал жабылып турса да, люминесценттик экран жаркырарын байкаган. Ал таасирди белгисиз нурларга байланыштырып, X-нурлар деп атаган. 22-декабрда жубайынын колун шакектери менен кошо сүрөткө алган. Бир нече жумада жарыялап, ачылышка патент алуудан баш тарткан. Дүйнө жаңылыкты дээрлик дароо билген.</w:t>
       </w:r>
     </w:p>
     <w:p>
       <w:pPr>
-        <w:keepNext/>
-        <w:spacing w:before="240" w:after="120"/>
+        <w:pStyle w:val="Heading1"/>
+        <w:widowControl/>
       </w:pPr>
       <w:r>
-        <w:rPr>
-          <w:rFonts w:ascii="Calibri" w:hAnsi="Calibri" w:eastAsia="Calibri"/>
-          <w:b/>
-          <w:i w:val="0"/>
-          <w:color w:val="004E8C"/>
-          <w:sz w:val="28"/>
-        </w:rPr>
-        <w:t>Качан жана кантип пайда болгон</w:t>
+        <w:t>Качан жана кантип пайда болгон?</w:t>
       </w:r>
     </w:p>
     <w:p>
       <w:pPr>
-        <w:spacing w:after="160" w:line="276" w:lineRule="auto"/>
+        <w:widowControl/>
       </w:pPr>
       <w:r>
-        <w:rPr>
-          <w:rFonts w:ascii="Calibri" w:hAnsi="Calibri" w:eastAsia="Calibri"/>
-          <w:b w:val="0"/>
-          <w:i w:val="0"/>
-          <w:sz w:val="22"/>
-        </w:rPr>
-        <w:t>Ал убакта физика лабораторияларында абасы сордурулган түтүктөр менен жогорку чыңалуу кеңири колдонулчу. Рентген кубулуштун чын экенин кылдат тажрыйбалар менен текшерген. Гезиттер сөөктөрдүн сүрөттөрүн басып чыгарып, дарыгерлер да, жарманкеде көрсөтүү уюштургандар да жаңы нурларды шашылыш сынай баштаган. Таза физикалык ачылыш коомдун элестетүүсүн бир заматта багындырды. Алгач зыяндуу дозалар тууралуу түшүнүк болбогондуктан айрым алгачкы колдонуучулар жабыркаган.</w:t>
+        <w:t>Физикалык лабораторияларда абасы сордурулган түтүктөр жана жогорку чыңалуу мурда эле колдонулган. Рентген таасир чыныгы экенин кылдат текшерген изилдөөчү болгон. Гезиттер сөөктүн сүрөттөрүн баскан; дарыгерлер жана көргөзмө уюштуруучулары сынап көрүүгө шашкан. Таза физика коомдун элестетүүсүнө заматта таасир эткен. Башында зыяндуу дозалар түшүнүксүз болуп, алгачкы колдонуучулардын айрымдары жабыркаган.</w:t>
       </w:r>
     </w:p>
     <w:p>
       <w:pPr>
-        <w:keepNext/>
-        <w:spacing w:before="240" w:after="120"/>
+        <w:pStyle w:val="Heading1"/>
+        <w:widowControl/>
       </w:pPr>
       <w:r>
-        <w:rPr>
-          <w:rFonts w:ascii="Calibri" w:hAnsi="Calibri" w:eastAsia="Calibri"/>
-          <w:b/>
-          <w:i w:val="0"/>
-          <w:color w:val="004E8C"/>
-          <w:sz w:val="28"/>
-        </w:rPr>
-        <w:t>Илимий жактан мааниси</w:t>
+        <w:t>Илим үчүн мааниси</w:t>
       </w:r>
     </w:p>
     <w:p>
       <w:pPr>
-        <w:spacing w:after="160" w:line="276" w:lineRule="auto"/>
+        <w:widowControl/>
       </w:pPr>
       <w:r>
-        <w:rPr>
-          <w:rFonts w:ascii="Calibri" w:hAnsi="Calibri" w:eastAsia="Calibri"/>
-          <w:b w:val="0"/>
-          <w:i w:val="0"/>
-          <w:sz w:val="22"/>
-        </w:rPr>
-        <w:t>Рентген нурлары көзгө көрүнгөн жарыктан тышкары да жарык сымал толкундар бар экенин далилдеди. Алар медицинадан сырткары кристаллдардын түзүлүшүн изилдөөгө, анын ичинде кийин ДНКны чечмелөөгө да жардам берди. Ооруканада көрүнбөгөн сыныкты көрүүгө мүмкүн болду. Энергия жашыруун түзүлүш жөнүндө сүрөттүү маалымат ташый алат деген принцип бүгүнкү илимдин өзөгүнө айланды. Рентген нурлары физика жараткан жаңы сезүү органына окшоду.</w:t>
+        <w:t>Рентген нурлары көзгө көрүнгөн жарыктан тышкары да жарыкка окшош толкундар бар экенин көрсөткөн. Алар медицина менен катар кристалл түзүлүшүн, кийин дезоксирибонуклеин кислотасын — ДНКны — изилдөө куралы болгон. Ооруканада көрүнбөгөн сыныкты көрүнүктүү кылган. Энергия жашыруун түзүлүштүн сүрөтүн жеткире алат деген идея азыр илимдин өзөгүндө. Рентген нурлары физикадан жасалган жаңы сезүү органы сыяктуу болгон.</w:t>
       </w:r>
     </w:p>
     <w:p>
       <w:pPr>
-        <w:keepNext/>
-        <w:spacing w:before="240" w:after="120"/>
+        <w:pStyle w:val="Heading1"/>
+        <w:widowControl/>
       </w:pPr>
       <w:r>
-        <w:rPr>
-          <w:rFonts w:ascii="Calibri" w:hAnsi="Calibri" w:eastAsia="Calibri"/>
-          <w:b/>
-          <w:i w:val="0"/>
-          <w:color w:val="004E8C"/>
-          <w:sz w:val="28"/>
-        </w:rPr>
-        <w:t>Кийинки өнүгүүлөргө тийгизген таасири</w:t>
+        <w:t>Кийинки өнүгүүгө тийгизген таасири</w:t>
       </w:r>
     </w:p>
     <w:p>
       <w:pPr>
-        <w:spacing w:after="160" w:line="276" w:lineRule="auto"/>
+        <w:widowControl/>
       </w:pPr>
       <w:r>
-        <w:rPr>
-          <w:rFonts w:ascii="Calibri" w:hAnsi="Calibri" w:eastAsia="Calibri"/>
-          <w:b w:val="0"/>
-          <w:i w:val="0"/>
-          <w:sz w:val="22"/>
-        </w:rPr>
-        <w:t>Флюороскопия, контрасттык заттар, ангиография жана компьютердик томография жөнөкөй көлөкөлүү сүрөттү катмар-катмар көрүнүшкө чейин өнүктүрдү. Ультраүн үн толкундарын, магниттик-резонанстык томография магнит талаасы менен радио толкундарын, ал эми позитрондук-эмиссиялык томография атайын белгиленген заттарды колдонот. Ар бир ыкма өзүнчө суроого жооп берет. Баары чогулуп, жөн гана көрүү үчүн операция жасоо зарылдыгын азайтты жана онкологияны, жаракатты дарылоону, стоматологияны түп-тамырынан өзгөрттү.</w:t>
+        <w:t>Кыймылдагы рентген сүрөтүн алуу — флюороскопия, контраст заттар, кан тамырды сүрөттөгөн ангиография жана компьютердик томография (КТ) көлөкө сүрөттү катмарларга чейин кеңейткен. Ультраүн үндү; магниттик-резонанстык томография (МРТ) магнит талаасы менен радиотолкунду; позитрондук-эмиссиялык томография (ПЭТ) белгиленген заттарды колдонот. Ар бир ыкма башка суроого жооп берет. Алар бирге жөн гана карап көрүү үчүн операция жасоону азайткан. Онкология, жаракат жардамдары жана тиш медицинасы өзгөргөн.</w:t>
       </w:r>
     </w:p>
     <w:p>
       <w:pPr>
-        <w:keepNext/>
-        <w:spacing w:before="240" w:after="120"/>
+        <w:pStyle w:val="Heading1"/>
+        <w:widowControl/>
       </w:pPr>
       <w:r>
-        <w:rPr>
-          <w:rFonts w:ascii="Calibri" w:hAnsi="Calibri" w:eastAsia="Calibri"/>
-          <w:b/>
-          <w:i w:val="0"/>
-          <w:color w:val="004E8C"/>
-          <w:sz w:val="28"/>
-        </w:rPr>
-        <w:t>Адамдардын жашоосун кантип өзгөрткөн</w:t>
+        <w:t>Адамдардын жашоосун кантип өзгөрткөн?</w:t>
       </w:r>
     </w:p>
     <w:p>
       <w:pPr>
-        <w:spacing w:after="160" w:line="276" w:lineRule="auto"/>
+        <w:widowControl/>
       </w:pPr>
       <w:r>
-        <w:rPr>
-          <w:rFonts w:ascii="Calibri" w:hAnsi="Calibri" w:eastAsia="Calibri"/>
-          <w:b w:val="0"/>
-          <w:i w:val="0"/>
-          <w:sz w:val="22"/>
-        </w:rPr>
-        <w:t>Бейтаптарга диагнозду тезирээк жана так коюуга мүмкүн болду, бирок үнсүз өнүгүп жаткан көйгөйдү таап калышы мүмкүн болгон текшерүүдөн жаңы кооптонуу да жаралды. Коом нурланууну жөнгө салууга жана адистерди даярдоого мажбур болду. Мурда божомол менен гана бааланган сөөк сыныгы эми басылган сүрөттө айкын көрүнчү болду. Тирүү дененин ичин көрүү дарыгердин, бейтаптын жана далилдин ортосундагы мамилени өзгөрттү.</w:t>
+        <w:t>Бейтаптар тезирээк жана тагыраак диагнозго, ошондой эле белгилери билинбеген көйгөйдү көрсөткөн сканерге байланыштуу жаңы тынчсызданууга ээ болгон. Коом нурланууну жөнгө салып, адистерди даярдоого тийиш болгон. Мурда болжол менен бааланган сөөк сыныгы сүрөттөгү фактка айланган. Тирүү дененин ичин көрүү дарыгер, бейтап жана далилдин ортосундагы мамилени өзгөрткөн.</w:t>
       </w:r>
     </w:p>
     <w:p>
       <w:pPr>
-        <w:keepNext/>
-        <w:spacing w:before="240" w:after="120"/>
+        <w:pStyle w:val="Heading1"/>
+        <w:widowControl/>
       </w:pPr>
       <w:r>
-        <w:rPr>
-          <w:rFonts w:ascii="Calibri" w:hAnsi="Calibri" w:eastAsia="Calibri"/>
-          <w:b/>
-          <w:i w:val="0"/>
-          <w:color w:val="004E8C"/>
-          <w:sz w:val="28"/>
-        </w:rPr>
-        <w:t>Булактар жана шилтемелер</w:t>
+        <w:t>Булактар жана кошумча окуу</w:t>
       </w:r>
     </w:p>
     <w:p>
       <w:pPr>
-        <w:keepNext/>
-        <w:spacing w:before="240" w:after="120"/>
+        <w:pStyle w:val="Heading2"/>
+        <w:widowControl/>
       </w:pPr>
       <w:r>
         <w:rPr>
-          <w:rFonts w:ascii="Calibri" w:hAnsi="Calibri" w:eastAsia="Calibri"/>
-          <w:b/>
-          <w:i w:val="0"/>
-          <w:color w:val="004E8C"/>
-          <w:sz w:val="24"/>
+          <w:sz w:val="20"/>
         </w:rPr>
-        <w:t>C. Мекемелердин материалдары жана энциклопедиялык булактар</w:t>
+        <w:t>Уюмдардын жана энциклопедиялардын материалдары</w:t>
       </w:r>
     </w:p>
     <w:p>
       <w:pPr>
-        <w:spacing w:after="80"/>
-        <w:ind w:left="360"/>
+        <w:widowControl/>
       </w:pPr>
       <w:r>
         <w:rPr>
-          <w:rFonts w:ascii="Calibri" w:hAnsi="Calibri" w:eastAsia="Calibri"/>
-          <w:b w:val="0"/>
-          <w:i w:val="0"/>
-          <w:sz w:val="22"/>
+          <w:sz w:val="20"/>
         </w:rPr>
-        <w:t>1. Encyclopaedia Britannica. «Рентген нурлары».</w:t>
-      </w:r>
-      <w:r>
-        <w:rPr>
-          <w:rFonts w:ascii="Calibri" w:hAnsi="Calibri" w:eastAsia="Calibri"/>
-          <w:b w:val="0"/>
-          <w:i w:val="0"/>
-          <w:sz w:val="22"/>
-        </w:rPr>
-        <w:t xml:space="preserve"> </w:t>
+        <w:t xml:space="preserve">1. Encyclopaedia Britannica. 'X-ray.' </w:t>
       </w:r>
       <w:hyperlink r:id="rId9">
         <w:r>
           <w:rPr>
-            <w:rFonts w:ascii="Calibri" w:hAnsi="Calibri" w:eastAsia="Calibri"/>
-            <w:b w:val="0"/>
-            <w:i w:val="0"/>
-            <w:sz w:val="22"/>
-            <w:color w:val="0563C1"/>
-            <w:u w:val="single"/>
+            <w:sz w:val="20"/>
           </w:rPr>
           <w:t>https://www.britannica.com/science/X-ray</w:t>
         </w:r>
       </w:hyperlink>
+      <w:r>
+        <w:rPr>
+          <w:sz w:val="20"/>
+        </w:rPr>
+      </w:r>
     </w:p>
     <w:p>
       <w:pPr>
-        <w:spacing w:after="80"/>
-        <w:ind w:left="360"/>
+        <w:widowControl/>
       </w:pPr>
       <w:r>
         <w:rPr>
-          <w:rFonts w:ascii="Calibri" w:hAnsi="Calibri" w:eastAsia="Calibri"/>
-          <w:b w:val="0"/>
-          <w:i w:val="0"/>
-          <w:sz w:val="22"/>
+          <w:sz w:val="20"/>
         </w:rPr>
-        <w:t>2. National Institute of Biomedical Imaging and Bioengineering (NIH). Магниттик-резонанстык томография тууралуу түшүндүрмө.</w:t>
-      </w:r>
-      <w:r>
-        <w:rPr>
-          <w:rFonts w:ascii="Calibri" w:hAnsi="Calibri" w:eastAsia="Calibri"/>
-          <w:b w:val="0"/>
-          <w:i w:val="0"/>
-          <w:sz w:val="22"/>
-        </w:rPr>
-        <w:t xml:space="preserve"> </w:t>
+        <w:t xml:space="preserve">2. National Institute of Biomedical Imaging and Bioengineering (NIH). MRI explainer. </w:t>
       </w:r>
       <w:hyperlink r:id="rId10">
         <w:r>
           <w:rPr>
-            <w:rFonts w:ascii="Calibri" w:hAnsi="Calibri" w:eastAsia="Calibri"/>
-            <w:b w:val="0"/>
-            <w:i w:val="0"/>
-            <w:sz w:val="22"/>
-            <w:color w:val="0563C1"/>
-            <w:u w:val="single"/>
+            <w:sz w:val="20"/>
           </w:rPr>
           <w:t>https://www.nibib.nih.gov/science-education/science-topics/magnetic-resonance-imaging-mri</w:t>
         </w:r>
       </w:hyperlink>
-    </w:p>
-    <w:p>
-      <w:pPr>
-        <w:keepNext/>
-        <w:spacing w:before="240" w:after="120"/>
-      </w:pPr>
       <w:r>
         <w:rPr>
-          <w:rFonts w:ascii="Calibri" w:hAnsi="Calibri" w:eastAsia="Calibri"/>
-          <w:b/>
-          <w:i w:val="0"/>
-          <w:color w:val="004E8C"/>
-          <w:sz w:val="24"/>
+          <w:sz w:val="20"/>
         </w:rPr>
-        <w:t>G. Космос агенттиктеринин, лабораториялардын жана илимий уюмдардын материалдары</w:t>
       </w:r>
     </w:p>
     <w:p>
       <w:pPr>
-        <w:spacing w:after="80"/>
-        <w:ind w:left="360"/>
+        <w:pStyle w:val="Heading2"/>
+        <w:widowControl/>
       </w:pPr>
       <w:r>
         <w:rPr>
-          <w:rFonts w:ascii="Calibri" w:hAnsi="Calibri" w:eastAsia="Calibri"/>
-          <w:b w:val="0"/>
-          <w:i w:val="0"/>
-          <w:sz w:val="22"/>
+          <w:sz w:val="20"/>
         </w:rPr>
-        <w:t>1. Nobel Prize. Вильгельм Конрад Рентгендин 1901-жылдагы лекциясы.</w:t>
+        <w:t>Космос агенттиктери, лабораториялар жана илимий уюмдар</w:t>
       </w:r>
+    </w:p>
+    <w:p>
+      <w:pPr>
+        <w:widowControl/>
+      </w:pPr>
       <w:r>
         <w:rPr>
-          <w:rFonts w:ascii="Calibri" w:hAnsi="Calibri" w:eastAsia="Calibri"/>
-          <w:b w:val="0"/>
-          <w:i w:val="0"/>
-          <w:sz w:val="22"/>
+          <w:sz w:val="20"/>
         </w:rPr>
-        <w:t xml:space="preserve"> </w:t>
+        <w:t xml:space="preserve">1. Nobel Prize. Wilhelm Conrad Röntgen lecture, 1901. </w:t>
       </w:r>
       <w:hyperlink r:id="rId11">
         <w:r>
           <w:rPr>
-            <w:rFonts w:ascii="Calibri" w:hAnsi="Calibri" w:eastAsia="Calibri"/>
-            <w:b w:val="0"/>
-            <w:i w:val="0"/>
-            <w:sz w:val="22"/>
-            <w:color w:val="0563C1"/>
-            <w:u w:val="single"/>
+            <w:sz w:val="20"/>
           </w:rPr>
           <w:t>https://www.nobelprize.org/prizes/physics/1901/rontgen/lecture/</w:t>
         </w:r>
       </w:hyperlink>
-    </w:p>
-    <w:p>
-      <w:pPr>
-        <w:keepNext/>
-        <w:spacing w:before="240" w:after="120"/>
-      </w:pPr>
       <w:r>
         <w:rPr>
-          <w:rFonts w:ascii="Calibri" w:hAnsi="Calibri" w:eastAsia="Calibri"/>
-          <w:b/>
-          <w:i w:val="0"/>
-          <w:color w:val="004E8C"/>
-          <w:sz w:val="24"/>
+          <w:sz w:val="20"/>
         </w:rPr>
-        <w:t>H. Кесиптик коомдордун жана стандартташтыруу уюмдарынын материалдары</w:t>
       </w:r>
     </w:p>
     <w:p>
       <w:pPr>
-        <w:spacing w:after="80"/>
-        <w:ind w:left="360"/>
+        <w:pStyle w:val="Heading2"/>
+        <w:widowControl/>
       </w:pPr>
       <w:r>
         <w:rPr>
-          <w:rFonts w:ascii="Calibri" w:hAnsi="Calibri" w:eastAsia="Calibri"/>
-          <w:b w:val="0"/>
-          <w:i w:val="0"/>
-          <w:sz w:val="22"/>
+          <w:sz w:val="20"/>
         </w:rPr>
-        <w:t>1. Radiological Society of North America. RadiologyInfo.</w:t>
+        <w:t>Кесиптик коомдор жана стандартташтыруу уюмдары</w:t>
       </w:r>
+    </w:p>
+    <w:p>
+      <w:pPr>
+        <w:widowControl/>
+      </w:pPr>
       <w:r>
         <w:rPr>
-          <w:rFonts w:ascii="Calibri" w:hAnsi="Calibri" w:eastAsia="Calibri"/>
-          <w:b w:val="0"/>
-          <w:i w:val="0"/>
-          <w:sz w:val="22"/>
+          <w:sz w:val="20"/>
         </w:rPr>
-        <w:t xml:space="preserve"> </w:t>
+        <w:t xml:space="preserve">1. Radiological Society of North America. RadiologyInfo. </w:t>
       </w:r>
       <w:hyperlink r:id="rId12">
         <w:r>
           <w:rPr>
-            <w:rFonts w:ascii="Calibri" w:hAnsi="Calibri" w:eastAsia="Calibri"/>
-            <w:b w:val="0"/>
-            <w:i w:val="0"/>
-            <w:sz w:val="22"/>
-            <w:color w:val="0563C1"/>
-            <w:u w:val="single"/>
+            <w:sz w:val="20"/>
           </w:rPr>
           <w:t>https://www.radiologyinfo.org/en/</w:t>
         </w:r>
       </w:hyperlink>
-    </w:p>
-    <w:p>
-      <w:pPr>
-        <w:keepNext/>
-        <w:spacing w:before="240" w:after="120"/>
-      </w:pPr>
       <w:r>
         <w:rPr>
-          <w:rFonts w:ascii="Calibri" w:hAnsi="Calibri" w:eastAsia="Calibri"/>
-          <w:b/>
-          <w:i w:val="0"/>
-          <w:color w:val="004E8C"/>
-          <w:sz w:val="24"/>
+          <w:sz w:val="20"/>
         </w:rPr>
-        <w:t>D. Музейлердин, архивдердин жана китепканалардын материалдары</w:t>
       </w:r>
     </w:p>
     <w:p>
       <w:pPr>
-        <w:spacing w:after="80"/>
-        <w:ind w:left="360"/>
+        <w:pStyle w:val="Heading2"/>
+        <w:widowControl/>
       </w:pPr>
       <w:r>
         <w:rPr>
-          <w:rFonts w:ascii="Calibri" w:hAnsi="Calibri" w:eastAsia="Calibri"/>
-          <w:b w:val="0"/>
-          <w:i w:val="0"/>
-          <w:sz w:val="22"/>
+          <w:sz w:val="20"/>
         </w:rPr>
-        <w:t>1. Wellcome Collection. Алгачкы рентген сүрөттөрү жана Рентгенге байланыштуу материалдар.</w:t>
+        <w:t>Музейлердин, архивдердин жана китепканалардын материалдары</w:t>
       </w:r>
+    </w:p>
+    <w:p>
+      <w:pPr>
+        <w:widowControl/>
+      </w:pPr>
       <w:r>
         <w:rPr>
-          <w:rFonts w:ascii="Calibri" w:hAnsi="Calibri" w:eastAsia="Calibri"/>
-          <w:b w:val="0"/>
-          <w:i w:val="0"/>
-          <w:sz w:val="22"/>
+          <w:sz w:val="20"/>
         </w:rPr>
-        <w:t xml:space="preserve"> </w:t>
+        <w:t xml:space="preserve">1. Wellcome Collection. Early X-ray images and Röntgen materials. </w:t>
       </w:r>
       <w:hyperlink r:id="rId13">
         <w:r>
           <w:rPr>
-            <w:rFonts w:ascii="Calibri" w:hAnsi="Calibri" w:eastAsia="Calibri"/>
-            <w:b w:val="0"/>
-            <w:i w:val="0"/>
-            <w:sz w:val="22"/>
-            <w:color w:val="0563C1"/>
-            <w:u w:val="single"/>
+            <w:sz w:val="20"/>
           </w:rPr>
           <w:t>https://wellcomecollection.org/</w:t>
         </w:r>
       </w:hyperlink>
+      <w:r>
+        <w:rPr>
+          <w:sz w:val="20"/>
+        </w:rPr>
+      </w:r>
     </w:p>
     <w:sectPr>
-      <w:pgSz w:w="12240" w:h="15840"/>
-      <w:pgMar w:top="1296" w:right="1440" w:bottom="1296" w:left="1440" w:header="720" w:footer="720" w:gutter="0"/>
+      <w:footerReference w:type="default" r:id="rId14"/>
+      <w:pgSz w:w="11906" w:h="16838"/>
+      <w:pgMar w:top="1020" w:right="1134" w:bottom="1020" w:left="1134" w:header="720" w:footer="720" w:gutter="0"/>
       <w:cols w:space="720"/>
       <w:docGrid w:linePitch="360"/>
     </w:sectPr>
   </w:body>
 </w:document>
+</file>
+
+<file path=word/footer1.xml><?xml version="1.0" encoding="utf-8"?>
+<w:ftr xmlns:m="http://schemas.openxmlformats.org/officeDocument/2006/math" xmlns:mc="http://schemas.openxmlformats.org/markup-compatibility/2006" xmlns:mo="http://schemas.microsoft.com/office/mac/office/2008/main" xmlns:mv="urn:schemas-microsoft-com:mac:vml" xmlns:o="urn:schemas-microsoft-com:office:office" xmlns:r="http://schemas.openxmlformats.org/officeDocument/2006/relationships" xmlns:v="urn:schemas-microsoft-com:vml" xmlns:w10="urn:schemas-microsoft-com:office:word" xmlns:w14="http://schemas.microsoft.com/office/word/2010/wordml" xmlns:w="http://schemas.openxmlformats.org/wordprocessingml/2006/main" xmlns:wne="http://schemas.microsoft.com/office/word/2006/wordml" xmlns:wp14="http://schemas.microsoft.com/office/word/2010/wordprocessingDrawing" xmlns:wp="http://schemas.openxmlformats.org/drawingml/2006/wordprocessingDrawing" xmlns:wpc="http://schemas.microsoft.com/office/word/2010/wordprocessingCanvas" xmlns:wpg="http://schemas.microsoft.com/office/word/2010/wordprocessingGroup" xmlns:wpi="http://schemas.microsoft.com/office/word/2010/wordprocessingInk" xmlns:wps="http://schemas.microsoft.com/office/word/2010/wordprocessingShape" mc:Ignorable="w14 wp14">
+  <w:p>
+    <w:pPr>
+      <w:pStyle w:val="Footer"/>
+      <w:jc w:val="right"/>
+    </w:pPr>
+    <w:fldSimple w:instr="PAGE"/>
+  </w:p>
+</w:ftr>
 </file>
 
 <file path=word/numbering.xml><?xml version="1.0" encoding="utf-8"?>
@@ -810,7 +607,7 @@
   <w:docDefaults>
     <w:rPrDefault>
       <w:rPr>
-        <w:rFonts w:asciiTheme="minorHAnsi" w:eastAsiaTheme="minorEastAsia" w:hAnsiTheme="minorHAnsi" w:cstheme="minorBidi"/>
+        <w:rFonts/>
         <w:sz w:val="22"/>
         <w:szCs w:val="22"/>
         <w:lang w:val="en-US" w:eastAsia="en-US" w:bidi="ar-SA"/>
@@ -965,6 +762,15 @@
     <w:name w:val="Normal"/>
     <w:qFormat/>
     <w:rsid w:val="00FC693F"/>
+    <w:pPr>
+      <w:spacing w:after="120" w:line="259" w:lineRule="auto"/>
+    </w:pPr>
+    <w:rPr>
+      <w:rFonts w:ascii="Times New Roman" w:hAnsi="Times New Roman"/>
+      <w:color w:val="000000"/>
+      <w:sz w:val="24"/>
+      <w:lang w:val="ky-KG"/>
+    </w:rPr>
   </w:style>
   <w:style w:type="paragraph" w:styleId="Header">
     <w:name w:val="header"/>
@@ -1021,16 +827,17 @@
     <w:pPr>
       <w:keepNext/>
       <w:keepLines/>
-      <w:spacing w:before="480" w:after="0"/>
+      <w:spacing w:before="480" w:after="120" w:line="259" w:lineRule="auto"/>
       <w:outlineLvl w:val="0"/>
     </w:pPr>
     <w:rPr>
-      <w:rFonts w:asciiTheme="majorHAnsi" w:eastAsiaTheme="majorEastAsia" w:hAnsiTheme="majorHAnsi" w:cstheme="majorBidi"/>
+      <w:rFonts w:ascii="Times New Roman" w:hAnsi="Times New Roman"/>
       <w:b/>
       <w:bCs/>
-      <w:color w:val="365F91" w:themeColor="accent1" w:themeShade="BF"/>
-      <w:sz w:val="28"/>
+      <w:color w:val="000000"/>
+      <w:sz w:val="26"/>
       <w:szCs w:val="28"/>
+      <w:lang w:val="ky-KG"/>
     </w:rPr>
   </w:style>
   <w:style w:type="paragraph" w:styleId="Heading2">
@@ -1045,16 +852,17 @@
     <w:pPr>
       <w:keepNext/>
       <w:keepLines/>
-      <w:spacing w:before="200" w:after="0"/>
+      <w:spacing w:before="200" w:after="120" w:line="259" w:lineRule="auto"/>
       <w:outlineLvl w:val="1"/>
     </w:pPr>
     <w:rPr>
-      <w:rFonts w:asciiTheme="majorHAnsi" w:eastAsiaTheme="majorEastAsia" w:hAnsiTheme="majorHAnsi" w:cstheme="majorBidi"/>
+      <w:rFonts w:ascii="Times New Roman" w:hAnsi="Times New Roman"/>
       <w:b/>
       <w:bCs/>
-      <w:color w:val="4F81BD" w:themeColor="accent1"/>
+      <w:color w:val="000000"/>
       <w:sz w:val="26"/>
       <w:szCs w:val="26"/>
+      <w:lang w:val="ky-KG"/>
     </w:rPr>
   </w:style>
   <w:style w:type="paragraph" w:styleId="Heading3">
@@ -1073,7 +881,7 @@
       <w:outlineLvl w:val="2"/>
     </w:pPr>
     <w:rPr>
-      <w:rFonts w:asciiTheme="majorHAnsi" w:eastAsiaTheme="majorEastAsia" w:hAnsiTheme="majorHAnsi" w:cstheme="majorBidi"/>
+      <w:rFonts/>
       <w:b/>
       <w:bCs/>
       <w:color w:val="4F81BD" w:themeColor="accent1"/>
@@ -1096,7 +904,7 @@
       <w:outlineLvl w:val="3"/>
     </w:pPr>
     <w:rPr>
-      <w:rFonts w:asciiTheme="majorHAnsi" w:eastAsiaTheme="majorEastAsia" w:hAnsiTheme="majorHAnsi" w:cstheme="majorBidi"/>
+      <w:rFonts/>
       <w:b/>
       <w:bCs/>
       <w:i/>
@@ -1121,7 +929,7 @@
       <w:outlineLvl w:val="4"/>
     </w:pPr>
     <w:rPr>
-      <w:rFonts w:asciiTheme="majorHAnsi" w:eastAsiaTheme="majorEastAsia" w:hAnsiTheme="majorHAnsi" w:cstheme="majorBidi"/>
+      <w:rFonts/>
       <w:color w:val="243F60" w:themeColor="accent1" w:themeShade="7F"/>
     </w:rPr>
   </w:style>
@@ -1142,7 +950,7 @@
       <w:outlineLvl w:val="5"/>
     </w:pPr>
     <w:rPr>
-      <w:rFonts w:asciiTheme="majorHAnsi" w:eastAsiaTheme="majorEastAsia" w:hAnsiTheme="majorHAnsi" w:cstheme="majorBidi"/>
+      <w:rFonts/>
       <w:i/>
       <w:iCs/>
       <w:color w:val="243F60" w:themeColor="accent1" w:themeShade="7F"/>
@@ -1165,7 +973,7 @@
       <w:outlineLvl w:val="6"/>
     </w:pPr>
     <w:rPr>
-      <w:rFonts w:asciiTheme="majorHAnsi" w:eastAsiaTheme="majorEastAsia" w:hAnsiTheme="majorHAnsi" w:cstheme="majorBidi"/>
+      <w:rFonts/>
       <w:i/>
       <w:iCs/>
       <w:color w:val="404040" w:themeColor="text1" w:themeTint="BF"/>
@@ -1188,7 +996,7 @@
       <w:outlineLvl w:val="7"/>
     </w:pPr>
     <w:rPr>
-      <w:rFonts w:asciiTheme="majorHAnsi" w:eastAsiaTheme="majorEastAsia" w:hAnsiTheme="majorHAnsi" w:cstheme="majorBidi"/>
+      <w:rFonts/>
       <w:color w:val="4F81BD" w:themeColor="accent1"/>
       <w:sz w:val="20"/>
       <w:szCs w:val="20"/>
@@ -1211,7 +1019,7 @@
       <w:outlineLvl w:val="8"/>
     </w:pPr>
     <w:rPr>
-      <w:rFonts w:asciiTheme="majorHAnsi" w:eastAsiaTheme="majorEastAsia" w:hAnsiTheme="majorHAnsi" w:cstheme="majorBidi"/>
+      <w:rFonts/>
       <w:i/>
       <w:iCs/>
       <w:color w:val="404040" w:themeColor="text1" w:themeTint="BF"/>
@@ -1262,7 +1070,7 @@
     <w:uiPriority w:val="9"/>
     <w:rsid w:val="00FC693F"/>
     <w:rPr>
-      <w:rFonts w:asciiTheme="majorHAnsi" w:eastAsiaTheme="majorEastAsia" w:hAnsiTheme="majorHAnsi" w:cstheme="majorBidi"/>
+      <w:rFonts/>
       <w:b/>
       <w:bCs/>
       <w:color w:val="365F91" w:themeColor="accent1" w:themeShade="BF"/>
@@ -1277,7 +1085,7 @@
     <w:uiPriority w:val="9"/>
     <w:rsid w:val="00FC693F"/>
     <w:rPr>
-      <w:rFonts w:asciiTheme="majorHAnsi" w:eastAsiaTheme="majorEastAsia" w:hAnsiTheme="majorHAnsi" w:cstheme="majorBidi"/>
+      <w:rFonts/>
       <w:b/>
       <w:bCs/>
       <w:color w:val="4F81BD" w:themeColor="accent1"/>
@@ -1292,7 +1100,7 @@
     <w:uiPriority w:val="9"/>
     <w:rsid w:val="00FC693F"/>
     <w:rPr>
-      <w:rFonts w:asciiTheme="majorHAnsi" w:eastAsiaTheme="majorEastAsia" w:hAnsiTheme="majorHAnsi" w:cstheme="majorBidi"/>
+      <w:rFonts/>
       <w:b/>
       <w:bCs/>
       <w:color w:val="4F81BD" w:themeColor="accent1"/>
@@ -1307,19 +1115,17 @@
     <w:qFormat/>
     <w:rsid w:val="00FC693F"/>
     <w:pPr>
-      <w:pBdr>
-        <w:bottom w:val="single" w:sz="8" w:space="4" w:color="4F81BD" w:themeColor="accent1"/>
-      </w:pBdr>
-      <w:spacing w:after="300" w:line="240" w:lineRule="auto"/>
+      <w:spacing w:after="120" w:line="259" w:lineRule="auto"/>
       <w:contextualSpacing/>
     </w:pPr>
     <w:rPr>
-      <w:rFonts w:asciiTheme="majorHAnsi" w:eastAsiaTheme="majorEastAsia" w:hAnsiTheme="majorHAnsi" w:cstheme="majorBidi"/>
-      <w:color w:val="17365D" w:themeColor="text2" w:themeShade="BF"/>
+      <w:rFonts w:ascii="Times New Roman" w:hAnsi="Times New Roman"/>
+      <w:color w:val="000000"/>
       <w:spacing w:val="5"/>
       <w:kern w:val="28"/>
-      <w:sz w:val="52"/>
+      <w:sz w:val="40"/>
       <w:szCs w:val="52"/>
+      <w:lang w:val="ky-KG"/>
     </w:rPr>
   </w:style>
   <w:style w:type="character" w:customStyle="1" w:styleId="TitleChar">
@@ -1329,7 +1135,7 @@
     <w:uiPriority w:val="10"/>
     <w:rsid w:val="00FC693F"/>
     <w:rPr>
-      <w:rFonts w:asciiTheme="majorHAnsi" w:eastAsiaTheme="majorEastAsia" w:hAnsiTheme="majorHAnsi" w:cstheme="majorBidi"/>
+      <w:rFonts/>
       <w:color w:val="17365D" w:themeColor="text2" w:themeShade="BF"/>
       <w:spacing w:val="5"/>
       <w:kern w:val="28"/>
@@ -1351,7 +1157,7 @@
       </w:numPr>
     </w:pPr>
     <w:rPr>
-      <w:rFonts w:asciiTheme="majorHAnsi" w:eastAsiaTheme="majorEastAsia" w:hAnsiTheme="majorHAnsi" w:cstheme="majorBidi"/>
+      <w:rFonts/>
       <w:i/>
       <w:iCs/>
       <w:color w:val="4F81BD" w:themeColor="accent1"/>
@@ -1367,7 +1173,7 @@
     <w:uiPriority w:val="11"/>
     <w:rsid w:val="00FC693F"/>
     <w:rPr>
-      <w:rFonts w:asciiTheme="majorHAnsi" w:eastAsiaTheme="majorEastAsia" w:hAnsiTheme="majorHAnsi" w:cstheme="majorBidi"/>
+      <w:rFonts/>
       <w:i/>
       <w:iCs/>
       <w:color w:val="4F81BD" w:themeColor="accent1"/>
@@ -1492,8 +1298,15 @@
       <w:numPr>
         <w:numId w:val="1"/>
       </w:numPr>
+      <w:spacing w:after="120" w:line="259" w:lineRule="auto"/>
       <w:contextualSpacing/>
     </w:pPr>
+    <w:rPr>
+      <w:rFonts w:ascii="Times New Roman" w:hAnsi="Times New Roman"/>
+      <w:color w:val="000000"/>
+      <w:sz w:val="24"/>
+      <w:lang w:val="ky-KG"/>
+    </w:rPr>
   </w:style>
   <w:style w:type="paragraph" w:styleId="ListBullet2">
     <w:name w:val="List Bullet 2"/>
@@ -1665,7 +1478,7 @@
     <w:semiHidden/>
     <w:rsid w:val="00FC693F"/>
     <w:rPr>
-      <w:rFonts w:asciiTheme="majorHAnsi" w:eastAsiaTheme="majorEastAsia" w:hAnsiTheme="majorHAnsi" w:cstheme="majorBidi"/>
+      <w:rFonts/>
       <w:b/>
       <w:bCs/>
       <w:i/>
@@ -1681,7 +1494,7 @@
     <w:semiHidden/>
     <w:rsid w:val="00FC693F"/>
     <w:rPr>
-      <w:rFonts w:asciiTheme="majorHAnsi" w:eastAsiaTheme="majorEastAsia" w:hAnsiTheme="majorHAnsi" w:cstheme="majorBidi"/>
+      <w:rFonts/>
       <w:color w:val="243F60" w:themeColor="accent1" w:themeShade="7F"/>
     </w:rPr>
   </w:style>
@@ -1693,7 +1506,7 @@
     <w:semiHidden/>
     <w:rsid w:val="00FC693F"/>
     <w:rPr>
-      <w:rFonts w:asciiTheme="majorHAnsi" w:eastAsiaTheme="majorEastAsia" w:hAnsiTheme="majorHAnsi" w:cstheme="majorBidi"/>
+      <w:rFonts/>
       <w:i/>
       <w:iCs/>
       <w:color w:val="243F60" w:themeColor="accent1" w:themeShade="7F"/>
@@ -1707,7 +1520,7 @@
     <w:semiHidden/>
     <w:rsid w:val="00FC693F"/>
     <w:rPr>
-      <w:rFonts w:asciiTheme="majorHAnsi" w:eastAsiaTheme="majorEastAsia" w:hAnsiTheme="majorHAnsi" w:cstheme="majorBidi"/>
+      <w:rFonts/>
       <w:i/>
       <w:iCs/>
       <w:color w:val="404040" w:themeColor="text1" w:themeTint="BF"/>
@@ -1721,7 +1534,7 @@
     <w:semiHidden/>
     <w:rsid w:val="00FC693F"/>
     <w:rPr>
-      <w:rFonts w:asciiTheme="majorHAnsi" w:eastAsiaTheme="majorEastAsia" w:hAnsiTheme="majorHAnsi" w:cstheme="majorBidi"/>
+      <w:rFonts/>
       <w:color w:val="4F81BD" w:themeColor="accent1"/>
       <w:sz w:val="20"/>
       <w:szCs w:val="20"/>
@@ -1735,7 +1548,7 @@
     <w:semiHidden/>
     <w:rsid w:val="00FC693F"/>
     <w:rPr>
-      <w:rFonts w:asciiTheme="majorHAnsi" w:eastAsiaTheme="majorEastAsia" w:hAnsiTheme="majorHAnsi" w:cstheme="majorBidi"/>
+      <w:rFonts/>
       <w:i/>
       <w:iCs/>
       <w:color w:val="404040" w:themeColor="text1" w:themeTint="BF"/>
@@ -1794,9 +1607,6 @@
     <w:qFormat/>
     <w:rsid w:val="00FC693F"/>
     <w:pPr>
-      <w:pBdr>
-        <w:bottom w:val="single" w:sz="4" w:space="4" w:color="4F81BD" w:themeColor="accent1"/>
-      </w:pBdr>
       <w:spacing w:before="200" w:after="280"/>
       <w:ind w:left="936" w:right="936"/>
     </w:pPr>
@@ -3324,7 +3134,7 @@
         <w:spacing w:before="0" w:after="0" w:line="240" w:lineRule="auto"/>
       </w:pPr>
       <w:rPr>
-        <w:rFonts w:asciiTheme="majorHAnsi" w:eastAsiaTheme="majorEastAsia" w:hAnsiTheme="majorHAnsi" w:cstheme="majorBidi"/>
+        <w:rFonts/>
         <w:b/>
         <w:bCs/>
       </w:rPr>
@@ -3345,7 +3155,7 @@
         <w:spacing w:before="0" w:after="0" w:line="240" w:lineRule="auto"/>
       </w:pPr>
       <w:rPr>
-        <w:rFonts w:asciiTheme="majorHAnsi" w:eastAsiaTheme="majorEastAsia" w:hAnsiTheme="majorHAnsi" w:cstheme="majorBidi"/>
+        <w:rFonts/>
         <w:b/>
         <w:bCs/>
       </w:rPr>
@@ -3363,14 +3173,14 @@
     </w:tblStylePr>
     <w:tblStylePr w:type="firstCol">
       <w:rPr>
-        <w:rFonts w:asciiTheme="majorHAnsi" w:eastAsiaTheme="majorEastAsia" w:hAnsiTheme="majorHAnsi" w:cstheme="majorBidi"/>
+        <w:rFonts/>
         <w:b/>
         <w:bCs/>
       </w:rPr>
     </w:tblStylePr>
     <w:tblStylePr w:type="lastCol">
       <w:rPr>
-        <w:rFonts w:asciiTheme="majorHAnsi" w:eastAsiaTheme="majorEastAsia" w:hAnsiTheme="majorHAnsi" w:cstheme="majorBidi"/>
+        <w:rFonts/>
         <w:b/>
         <w:bCs/>
       </w:rPr>
@@ -3454,7 +3264,7 @@
         <w:spacing w:before="0" w:after="0" w:line="240" w:lineRule="auto"/>
       </w:pPr>
       <w:rPr>
-        <w:rFonts w:asciiTheme="majorHAnsi" w:eastAsiaTheme="majorEastAsia" w:hAnsiTheme="majorHAnsi" w:cstheme="majorBidi"/>
+        <w:rFonts/>
         <w:b/>
         <w:bCs/>
       </w:rPr>
@@ -3475,7 +3285,7 @@
         <w:spacing w:before="0" w:after="0" w:line="240" w:lineRule="auto"/>
       </w:pPr>
       <w:rPr>
-        <w:rFonts w:asciiTheme="majorHAnsi" w:eastAsiaTheme="majorEastAsia" w:hAnsiTheme="majorHAnsi" w:cstheme="majorBidi"/>
+        <w:rFonts/>
         <w:b/>
         <w:bCs/>
       </w:rPr>
@@ -3493,14 +3303,14 @@
     </w:tblStylePr>
     <w:tblStylePr w:type="firstCol">
       <w:rPr>
-        <w:rFonts w:asciiTheme="majorHAnsi" w:eastAsiaTheme="majorEastAsia" w:hAnsiTheme="majorHAnsi" w:cstheme="majorBidi"/>
+        <w:rFonts/>
         <w:b/>
         <w:bCs/>
       </w:rPr>
     </w:tblStylePr>
     <w:tblStylePr w:type="lastCol">
       <w:rPr>
-        <w:rFonts w:asciiTheme="majorHAnsi" w:eastAsiaTheme="majorEastAsia" w:hAnsiTheme="majorHAnsi" w:cstheme="majorBidi"/>
+        <w:rFonts/>
         <w:b/>
         <w:bCs/>
       </w:rPr>
@@ -3584,7 +3394,7 @@
         <w:spacing w:before="0" w:after="0" w:line="240" w:lineRule="auto"/>
       </w:pPr>
       <w:rPr>
-        <w:rFonts w:asciiTheme="majorHAnsi" w:eastAsiaTheme="majorEastAsia" w:hAnsiTheme="majorHAnsi" w:cstheme="majorBidi"/>
+        <w:rFonts/>
         <w:b/>
         <w:bCs/>
       </w:rPr>
@@ -3605,7 +3415,7 @@
         <w:spacing w:before="0" w:after="0" w:line="240" w:lineRule="auto"/>
       </w:pPr>
       <w:rPr>
-        <w:rFonts w:asciiTheme="majorHAnsi" w:eastAsiaTheme="majorEastAsia" w:hAnsiTheme="majorHAnsi" w:cstheme="majorBidi"/>
+        <w:rFonts/>
         <w:b/>
         <w:bCs/>
       </w:rPr>
@@ -3623,14 +3433,14 @@
     </w:tblStylePr>
     <w:tblStylePr w:type="firstCol">
       <w:rPr>
-        <w:rFonts w:asciiTheme="majorHAnsi" w:eastAsiaTheme="majorEastAsia" w:hAnsiTheme="majorHAnsi" w:cstheme="majorBidi"/>
+        <w:rFonts/>
         <w:b/>
         <w:bCs/>
       </w:rPr>
     </w:tblStylePr>
     <w:tblStylePr w:type="lastCol">
       <w:rPr>
-        <w:rFonts w:asciiTheme="majorHAnsi" w:eastAsiaTheme="majorEastAsia" w:hAnsiTheme="majorHAnsi" w:cstheme="majorBidi"/>
+        <w:rFonts/>
         <w:b/>
         <w:bCs/>
       </w:rPr>
@@ -3714,7 +3524,7 @@
         <w:spacing w:before="0" w:after="0" w:line="240" w:lineRule="auto"/>
       </w:pPr>
       <w:rPr>
-        <w:rFonts w:asciiTheme="majorHAnsi" w:eastAsiaTheme="majorEastAsia" w:hAnsiTheme="majorHAnsi" w:cstheme="majorBidi"/>
+        <w:rFonts/>
         <w:b/>
         <w:bCs/>
       </w:rPr>
@@ -3735,7 +3545,7 @@
         <w:spacing w:before="0" w:after="0" w:line="240" w:lineRule="auto"/>
       </w:pPr>
       <w:rPr>
-        <w:rFonts w:asciiTheme="majorHAnsi" w:eastAsiaTheme="majorEastAsia" w:hAnsiTheme="majorHAnsi" w:cstheme="majorBidi"/>
+        <w:rFonts/>
         <w:b/>
         <w:bCs/>
       </w:rPr>
@@ -3753,14 +3563,14 @@
     </w:tblStylePr>
     <w:tblStylePr w:type="firstCol">
       <w:rPr>
-        <w:rFonts w:asciiTheme="majorHAnsi" w:eastAsiaTheme="majorEastAsia" w:hAnsiTheme="majorHAnsi" w:cstheme="majorBidi"/>
+        <w:rFonts/>
         <w:b/>
         <w:bCs/>
       </w:rPr>
     </w:tblStylePr>
     <w:tblStylePr w:type="lastCol">
       <w:rPr>
-        <w:rFonts w:asciiTheme="majorHAnsi" w:eastAsiaTheme="majorEastAsia" w:hAnsiTheme="majorHAnsi" w:cstheme="majorBidi"/>
+        <w:rFonts/>
         <w:b/>
         <w:bCs/>
       </w:rPr>
@@ -3844,7 +3654,7 @@
         <w:spacing w:before="0" w:after="0" w:line="240" w:lineRule="auto"/>
       </w:pPr>
       <w:rPr>
-        <w:rFonts w:asciiTheme="majorHAnsi" w:eastAsiaTheme="majorEastAsia" w:hAnsiTheme="majorHAnsi" w:cstheme="majorBidi"/>
+        <w:rFonts/>
         <w:b/>
         <w:bCs/>
       </w:rPr>
@@ -3865,7 +3675,7 @@
         <w:spacing w:before="0" w:after="0" w:line="240" w:lineRule="auto"/>
       </w:pPr>
       <w:rPr>
-        <w:rFonts w:asciiTheme="majorHAnsi" w:eastAsiaTheme="majorEastAsia" w:hAnsiTheme="majorHAnsi" w:cstheme="majorBidi"/>
+        <w:rFonts/>
         <w:b/>
         <w:bCs/>
       </w:rPr>
@@ -3883,14 +3693,14 @@
     </w:tblStylePr>
     <w:tblStylePr w:type="firstCol">
       <w:rPr>
-        <w:rFonts w:asciiTheme="majorHAnsi" w:eastAsiaTheme="majorEastAsia" w:hAnsiTheme="majorHAnsi" w:cstheme="majorBidi"/>
+        <w:rFonts/>
         <w:b/>
         <w:bCs/>
       </w:rPr>
     </w:tblStylePr>
     <w:tblStylePr w:type="lastCol">
       <w:rPr>
-        <w:rFonts w:asciiTheme="majorHAnsi" w:eastAsiaTheme="majorEastAsia" w:hAnsiTheme="majorHAnsi" w:cstheme="majorBidi"/>
+        <w:rFonts/>
         <w:b/>
         <w:bCs/>
       </w:rPr>
@@ -3974,7 +3784,7 @@
         <w:spacing w:before="0" w:after="0" w:line="240" w:lineRule="auto"/>
       </w:pPr>
       <w:rPr>
-        <w:rFonts w:asciiTheme="majorHAnsi" w:eastAsiaTheme="majorEastAsia" w:hAnsiTheme="majorHAnsi" w:cstheme="majorBidi"/>
+        <w:rFonts/>
         <w:b/>
         <w:bCs/>
       </w:rPr>
@@ -3995,7 +3805,7 @@
         <w:spacing w:before="0" w:after="0" w:line="240" w:lineRule="auto"/>
       </w:pPr>
       <w:rPr>
-        <w:rFonts w:asciiTheme="majorHAnsi" w:eastAsiaTheme="majorEastAsia" w:hAnsiTheme="majorHAnsi" w:cstheme="majorBidi"/>
+        <w:rFonts/>
         <w:b/>
         <w:bCs/>
       </w:rPr>
@@ -4013,14 +3823,14 @@
     </w:tblStylePr>
     <w:tblStylePr w:type="firstCol">
       <w:rPr>
-        <w:rFonts w:asciiTheme="majorHAnsi" w:eastAsiaTheme="majorEastAsia" w:hAnsiTheme="majorHAnsi" w:cstheme="majorBidi"/>
+        <w:rFonts/>
         <w:b/>
         <w:bCs/>
       </w:rPr>
     </w:tblStylePr>
     <w:tblStylePr w:type="lastCol">
       <w:rPr>
-        <w:rFonts w:asciiTheme="majorHAnsi" w:eastAsiaTheme="majorEastAsia" w:hAnsiTheme="majorHAnsi" w:cstheme="majorBidi"/>
+        <w:rFonts/>
         <w:b/>
         <w:bCs/>
       </w:rPr>
@@ -4104,7 +3914,7 @@
         <w:spacing w:before="0" w:after="0" w:line="240" w:lineRule="auto"/>
       </w:pPr>
       <w:rPr>
-        <w:rFonts w:asciiTheme="majorHAnsi" w:eastAsiaTheme="majorEastAsia" w:hAnsiTheme="majorHAnsi" w:cstheme="majorBidi"/>
+        <w:rFonts/>
         <w:b/>
         <w:bCs/>
       </w:rPr>
@@ -4125,7 +3935,7 @@
         <w:spacing w:before="0" w:after="0" w:line="240" w:lineRule="auto"/>
       </w:pPr>
       <w:rPr>
-        <w:rFonts w:asciiTheme="majorHAnsi" w:eastAsiaTheme="majorEastAsia" w:hAnsiTheme="majorHAnsi" w:cstheme="majorBidi"/>
+        <w:rFonts/>
         <w:b/>
         <w:bCs/>
       </w:rPr>
@@ -4143,14 +3953,14 @@
     </w:tblStylePr>
     <w:tblStylePr w:type="firstCol">
       <w:rPr>
-        <w:rFonts w:asciiTheme="majorHAnsi" w:eastAsiaTheme="majorEastAsia" w:hAnsiTheme="majorHAnsi" w:cstheme="majorBidi"/>
+        <w:rFonts/>
         <w:b/>
         <w:bCs/>
       </w:rPr>
     </w:tblStylePr>
     <w:tblStylePr w:type="lastCol">
       <w:rPr>
-        <w:rFonts w:asciiTheme="majorHAnsi" w:eastAsiaTheme="majorEastAsia" w:hAnsiTheme="majorHAnsi" w:cstheme="majorBidi"/>
+        <w:rFonts/>
         <w:b/>
         <w:bCs/>
       </w:rPr>
@@ -6015,7 +5825,7 @@
     </w:tblPr>
     <w:tblStylePr w:type="firstRow">
       <w:rPr>
-        <w:rFonts w:asciiTheme="majorHAnsi" w:eastAsiaTheme="majorEastAsia" w:hAnsiTheme="majorHAnsi" w:cstheme="majorBidi"/>
+        <w:rFonts/>
       </w:rPr>
       <w:tblPr/>
       <w:tcPr>
@@ -6099,7 +5909,7 @@
     </w:tblPr>
     <w:tblStylePr w:type="firstRow">
       <w:rPr>
-        <w:rFonts w:asciiTheme="majorHAnsi" w:eastAsiaTheme="majorEastAsia" w:hAnsiTheme="majorHAnsi" w:cstheme="majorBidi"/>
+        <w:rFonts/>
       </w:rPr>
       <w:tblPr/>
       <w:tcPr>
@@ -6183,7 +5993,7 @@
     </w:tblPr>
     <w:tblStylePr w:type="firstRow">
       <w:rPr>
-        <w:rFonts w:asciiTheme="majorHAnsi" w:eastAsiaTheme="majorEastAsia" w:hAnsiTheme="majorHAnsi" w:cstheme="majorBidi"/>
+        <w:rFonts/>
       </w:rPr>
       <w:tblPr/>
       <w:tcPr>
@@ -6267,7 +6077,7 @@
     </w:tblPr>
     <w:tblStylePr w:type="firstRow">
       <w:rPr>
-        <w:rFonts w:asciiTheme="majorHAnsi" w:eastAsiaTheme="majorEastAsia" w:hAnsiTheme="majorHAnsi" w:cstheme="majorBidi"/>
+        <w:rFonts/>
       </w:rPr>
       <w:tblPr/>
       <w:tcPr>
@@ -6351,7 +6161,7 @@
     </w:tblPr>
     <w:tblStylePr w:type="firstRow">
       <w:rPr>
-        <w:rFonts w:asciiTheme="majorHAnsi" w:eastAsiaTheme="majorEastAsia" w:hAnsiTheme="majorHAnsi" w:cstheme="majorBidi"/>
+        <w:rFonts/>
       </w:rPr>
       <w:tblPr/>
       <w:tcPr>
@@ -6435,7 +6245,7 @@
     </w:tblPr>
     <w:tblStylePr w:type="firstRow">
       <w:rPr>
-        <w:rFonts w:asciiTheme="majorHAnsi" w:eastAsiaTheme="majorEastAsia" w:hAnsiTheme="majorHAnsi" w:cstheme="majorBidi"/>
+        <w:rFonts/>
       </w:rPr>
       <w:tblPr/>
       <w:tcPr>
@@ -6519,7 +6329,7 @@
     </w:tblPr>
     <w:tblStylePr w:type="firstRow">
       <w:rPr>
-        <w:rFonts w:asciiTheme="majorHAnsi" w:eastAsiaTheme="majorEastAsia" w:hAnsiTheme="majorHAnsi" w:cstheme="majorBidi"/>
+        <w:rFonts/>
       </w:rPr>
       <w:tblPr/>
       <w:tcPr>
@@ -6584,7 +6394,7 @@
       <w:spacing w:after="0" w:line="240" w:lineRule="auto"/>
     </w:pPr>
     <w:rPr>
-      <w:rFonts w:asciiTheme="majorHAnsi" w:eastAsiaTheme="majorEastAsia" w:hAnsiTheme="majorHAnsi" w:cstheme="majorBidi"/>
+      <w:rFonts/>
       <w:color w:val="000000" w:themeColor="text1"/>
     </w:rPr>
     <w:tblPr>
@@ -6712,7 +6522,7 @@
       <w:spacing w:after="0" w:line="240" w:lineRule="auto"/>
     </w:pPr>
     <w:rPr>
-      <w:rFonts w:asciiTheme="majorHAnsi" w:eastAsiaTheme="majorEastAsia" w:hAnsiTheme="majorHAnsi" w:cstheme="majorBidi"/>
+      <w:rFonts/>
       <w:color w:val="000000" w:themeColor="text1"/>
     </w:rPr>
     <w:tblPr>
@@ -6840,7 +6650,7 @@
       <w:spacing w:after="0" w:line="240" w:lineRule="auto"/>
     </w:pPr>
     <w:rPr>
-      <w:rFonts w:asciiTheme="majorHAnsi" w:eastAsiaTheme="majorEastAsia" w:hAnsiTheme="majorHAnsi" w:cstheme="majorBidi"/>
+      <w:rFonts/>
       <w:color w:val="000000" w:themeColor="text1"/>
     </w:rPr>
     <w:tblPr>
@@ -6968,7 +6778,7 @@
       <w:spacing w:after="0" w:line="240" w:lineRule="auto"/>
     </w:pPr>
     <w:rPr>
-      <w:rFonts w:asciiTheme="majorHAnsi" w:eastAsiaTheme="majorEastAsia" w:hAnsiTheme="majorHAnsi" w:cstheme="majorBidi"/>
+      <w:rFonts/>
       <w:color w:val="000000" w:themeColor="text1"/>
     </w:rPr>
     <w:tblPr>
@@ -7096,7 +6906,7 @@
       <w:spacing w:after="0" w:line="240" w:lineRule="auto"/>
     </w:pPr>
     <w:rPr>
-      <w:rFonts w:asciiTheme="majorHAnsi" w:eastAsiaTheme="majorEastAsia" w:hAnsiTheme="majorHAnsi" w:cstheme="majorBidi"/>
+      <w:rFonts/>
       <w:color w:val="000000" w:themeColor="text1"/>
     </w:rPr>
     <w:tblPr>
@@ -7224,7 +7034,7 @@
       <w:spacing w:after="0" w:line="240" w:lineRule="auto"/>
     </w:pPr>
     <w:rPr>
-      <w:rFonts w:asciiTheme="majorHAnsi" w:eastAsiaTheme="majorEastAsia" w:hAnsiTheme="majorHAnsi" w:cstheme="majorBidi"/>
+      <w:rFonts/>
       <w:color w:val="000000" w:themeColor="text1"/>
     </w:rPr>
     <w:tblPr>
@@ -7352,7 +7162,7 @@
       <w:spacing w:after="0" w:line="240" w:lineRule="auto"/>
     </w:pPr>
     <w:rPr>
-      <w:rFonts w:asciiTheme="majorHAnsi" w:eastAsiaTheme="majorEastAsia" w:hAnsiTheme="majorHAnsi" w:cstheme="majorBidi"/>
+      <w:rFonts/>
       <w:color w:val="000000" w:themeColor="text1"/>
     </w:rPr>
     <w:tblPr>
@@ -7991,7 +7801,7 @@
       <w:spacing w:after="0" w:line="240" w:lineRule="auto"/>
     </w:pPr>
     <w:rPr>
-      <w:rFonts w:asciiTheme="majorHAnsi" w:eastAsiaTheme="majorEastAsia" w:hAnsiTheme="majorHAnsi" w:cstheme="majorBidi"/>
+      <w:rFonts/>
       <w:color w:val="000000" w:themeColor="text1"/>
     </w:rPr>
     <w:tblPr>
@@ -8116,7 +7926,7 @@
       <w:spacing w:after="0" w:line="240" w:lineRule="auto"/>
     </w:pPr>
     <w:rPr>
-      <w:rFonts w:asciiTheme="majorHAnsi" w:eastAsiaTheme="majorEastAsia" w:hAnsiTheme="majorHAnsi" w:cstheme="majorBidi"/>
+      <w:rFonts/>
       <w:color w:val="000000" w:themeColor="text1"/>
     </w:rPr>
     <w:tblPr>
@@ -8241,7 +8051,7 @@
       <w:spacing w:after="0" w:line="240" w:lineRule="auto"/>
     </w:pPr>
     <w:rPr>
-      <w:rFonts w:asciiTheme="majorHAnsi" w:eastAsiaTheme="majorEastAsia" w:hAnsiTheme="majorHAnsi" w:cstheme="majorBidi"/>
+      <w:rFonts/>
       <w:color w:val="000000" w:themeColor="text1"/>
     </w:rPr>
     <w:tblPr>
@@ -8366,7 +8176,7 @@
       <w:spacing w:after="0" w:line="240" w:lineRule="auto"/>
     </w:pPr>
     <w:rPr>
-      <w:rFonts w:asciiTheme="majorHAnsi" w:eastAsiaTheme="majorEastAsia" w:hAnsiTheme="majorHAnsi" w:cstheme="majorBidi"/>
+      <w:rFonts/>
       <w:color w:val="000000" w:themeColor="text1"/>
     </w:rPr>
     <w:tblPr>
@@ -8491,7 +8301,7 @@
       <w:spacing w:after="0" w:line="240" w:lineRule="auto"/>
     </w:pPr>
     <w:rPr>
-      <w:rFonts w:asciiTheme="majorHAnsi" w:eastAsiaTheme="majorEastAsia" w:hAnsiTheme="majorHAnsi" w:cstheme="majorBidi"/>
+      <w:rFonts/>
       <w:color w:val="000000" w:themeColor="text1"/>
     </w:rPr>
     <w:tblPr>
@@ -8616,7 +8426,7 @@
       <w:spacing w:after="0" w:line="240" w:lineRule="auto"/>
     </w:pPr>
     <w:rPr>
-      <w:rFonts w:asciiTheme="majorHAnsi" w:eastAsiaTheme="majorEastAsia" w:hAnsiTheme="majorHAnsi" w:cstheme="majorBidi"/>
+      <w:rFonts/>
       <w:color w:val="000000" w:themeColor="text1"/>
     </w:rPr>
     <w:tblPr>
@@ -8741,7 +8551,7 @@
       <w:spacing w:after="0" w:line="240" w:lineRule="auto"/>
     </w:pPr>
     <w:rPr>
-      <w:rFonts w:asciiTheme="majorHAnsi" w:eastAsiaTheme="majorEastAsia" w:hAnsiTheme="majorHAnsi" w:cstheme="majorBidi"/>
+      <w:rFonts/>
       <w:color w:val="000000" w:themeColor="text1"/>
     </w:rPr>
     <w:tblPr>
